--- a/public/000_17.5기 지원서.docx
+++ b/public/000_17.5기 지원서.docx
@@ -315,7 +315,7 @@
                                 <w:szCs w:val="22"/>
                                 <w:u w:val="single"/>
                               </w:rPr>
-                              <w:t>1</w:t>
+                              <w:t>2</w:t>
                             </w:r>
                             <w:r>
                               <w:rPr>
@@ -339,7 +339,7 @@
                                 <w:szCs w:val="22"/>
                                 <w:u w:val="single"/>
                               </w:rPr>
-                              <w:t>토</w:t>
+                              <w:t>일</w:t>
                             </w:r>
                             <w:r>
                               <w:rPr>
@@ -1199,7 +1199,7 @@
                           <w:szCs w:val="22"/>
                           <w:u w:val="single"/>
                         </w:rPr>
-                        <w:t>1</w:t>
+                        <w:t>2</w:t>
                       </w:r>
                       <w:r>
                         <w:rPr>
@@ -1223,7 +1223,7 @@
                           <w:szCs w:val="22"/>
                           <w:u w:val="single"/>
                         </w:rPr>
-                        <w:t>토</w:t>
+                        <w:t>일</w:t>
                       </w:r>
                       <w:r>
                         <w:rPr>
@@ -2157,8 +2157,39 @@
                 <w:sz w:val="18"/>
                 <w:szCs w:val="20"/>
               </w:rPr>
-              <w:t>Hong gil-dong</w:t>
-            </w:r>
+              <w:t xml:space="preserve">Hong </w:t>
+            </w:r>
+            <w:proofErr w:type="spellStart"/>
+            <w:r>
+              <w:rPr>
+                <w:rFonts w:eastAsiaTheme="minorHAnsi" w:hint="eastAsia"/>
+                <w:color w:val="ADADAD" w:themeColor="background2" w:themeShade="BF"/>
+                <w:sz w:val="18"/>
+                <w:szCs w:val="20"/>
+              </w:rPr>
+              <w:t>gil</w:t>
+            </w:r>
+            <w:proofErr w:type="spellEnd"/>
+            <w:r>
+              <w:rPr>
+                <w:rFonts w:eastAsiaTheme="minorHAnsi" w:hint="eastAsia"/>
+                <w:color w:val="ADADAD" w:themeColor="background2" w:themeShade="BF"/>
+                <w:sz w:val="18"/>
+                <w:szCs w:val="20"/>
+              </w:rPr>
+              <w:t>-</w:t>
+            </w:r>
+            <w:proofErr w:type="gramStart"/>
+            <w:r>
+              <w:rPr>
+                <w:rFonts w:eastAsiaTheme="minorHAnsi" w:hint="eastAsia"/>
+                <w:color w:val="ADADAD" w:themeColor="background2" w:themeShade="BF"/>
+                <w:sz w:val="18"/>
+                <w:szCs w:val="20"/>
+              </w:rPr>
+              <w:t>dong</w:t>
+            </w:r>
+            <w:proofErr w:type="gramEnd"/>
           </w:p>
         </w:tc>
         <w:tc>
@@ -2297,6 +2328,7 @@
                 <w:szCs w:val="22"/>
               </w:rPr>
             </w:pPr>
+            <w:proofErr w:type="spellStart"/>
             <w:r>
               <w:rPr>
                 <w:rFonts w:eastAsiaTheme="minorHAnsi" w:hint="eastAsia"/>
@@ -2307,6 +2339,7 @@
               </w:rPr>
               <w:t>본전공</w:t>
             </w:r>
+            <w:proofErr w:type="spellEnd"/>
           </w:p>
         </w:tc>
         <w:tc>
@@ -2924,6 +2957,7 @@
                 <w:szCs w:val="22"/>
               </w:rPr>
             </w:pPr>
+            <w:proofErr w:type="spellStart"/>
             <w:r>
               <w:rPr>
                 <w:rFonts w:eastAsiaTheme="minorHAnsi" w:hint="eastAsia"/>
@@ -2934,6 +2968,7 @@
               </w:rPr>
               <w:t>자격명</w:t>
             </w:r>
+            <w:proofErr w:type="spellEnd"/>
           </w:p>
         </w:tc>
         <w:tc>
@@ -3867,6 +3902,7 @@
                 <w:szCs w:val="22"/>
               </w:rPr>
             </w:pPr>
+            <w:proofErr w:type="spellStart"/>
             <w:r>
               <w:rPr>
                 <w:rFonts w:eastAsiaTheme="minorHAnsi" w:hint="eastAsia"/>
@@ -3877,6 +3913,7 @@
               </w:rPr>
               <w:t>활동명</w:t>
             </w:r>
+            <w:proofErr w:type="spellEnd"/>
           </w:p>
         </w:tc>
         <w:tc>
@@ -3986,6 +4023,7 @@
                 <w:szCs w:val="20"/>
               </w:rPr>
             </w:pPr>
+            <w:proofErr w:type="spellStart"/>
             <w:r>
               <w:rPr>
                 <w:rFonts w:eastAsiaTheme="minorHAnsi" w:hint="eastAsia"/>
@@ -3995,6 +4033,7 @@
               </w:rPr>
               <w:t>노래나래</w:t>
             </w:r>
+            <w:proofErr w:type="spellEnd"/>
           </w:p>
         </w:tc>
         <w:tc>
@@ -4992,7 +5031,25 @@
                 <w:b/>
                 <w:bCs/>
               </w:rPr>
-              <w:t xml:space="preserve"> 학회원 </w:t>
+              <w:t xml:space="preserve"> </w:t>
+            </w:r>
+            <w:proofErr w:type="spellStart"/>
+            <w:r>
+              <w:rPr>
+                <w:rFonts w:eastAsiaTheme="minorHAnsi" w:hint="eastAsia"/>
+                <w:b/>
+                <w:bCs/>
+              </w:rPr>
+              <w:t>학회원</w:t>
+            </w:r>
+            <w:proofErr w:type="spellEnd"/>
+            <w:r>
+              <w:rPr>
+                <w:rFonts w:eastAsiaTheme="minorHAnsi" w:hint="eastAsia"/>
+                <w:b/>
+                <w:bCs/>
+              </w:rPr>
+              <w:t xml:space="preserve"> </w:t>
             </w:r>
             <w:r>
               <w:rPr>
@@ -5021,13 +5078,41 @@
                 <w:rFonts w:eastAsiaTheme="minorHAnsi"/>
               </w:rPr>
             </w:pPr>
+            <w:proofErr w:type="gramStart"/>
             <w:r>
               <w:rPr>
                 <w:rFonts w:eastAsiaTheme="minorHAnsi" w:hint="eastAsia"/>
                 <w:sz w:val="20"/>
                 <w:szCs w:val="22"/>
               </w:rPr>
-              <w:t>가능(  )/불가능(  )</w:t>
+              <w:t xml:space="preserve">가능(  </w:t>
+            </w:r>
+            <w:proofErr w:type="gramEnd"/>
+            <w:r>
+              <w:rPr>
+                <w:rFonts w:eastAsiaTheme="minorHAnsi" w:hint="eastAsia"/>
+                <w:sz w:val="20"/>
+                <w:szCs w:val="22"/>
+              </w:rPr>
+              <w:t>)/</w:t>
+            </w:r>
+            <w:proofErr w:type="gramStart"/>
+            <w:r>
+              <w:rPr>
+                <w:rFonts w:eastAsiaTheme="minorHAnsi" w:hint="eastAsia"/>
+                <w:sz w:val="20"/>
+                <w:szCs w:val="22"/>
+              </w:rPr>
+              <w:t xml:space="preserve">불가능(  </w:t>
+            </w:r>
+            <w:proofErr w:type="gramEnd"/>
+            <w:r>
+              <w:rPr>
+                <w:rFonts w:eastAsiaTheme="minorHAnsi" w:hint="eastAsia"/>
+                <w:sz w:val="20"/>
+                <w:szCs w:val="22"/>
+              </w:rPr>
+              <w:t>)</w:t>
             </w:r>
           </w:p>
         </w:tc>
@@ -5080,7 +5165,25 @@
                 <w:b/>
                 <w:bCs/>
               </w:rPr>
-              <w:t>기 학회원 모집에 지원하며,</w:t>
+              <w:t xml:space="preserve">기 </w:t>
+            </w:r>
+            <w:proofErr w:type="spellStart"/>
+            <w:r>
+              <w:rPr>
+                <w:rFonts w:eastAsiaTheme="minorHAnsi" w:hint="eastAsia"/>
+                <w:b/>
+                <w:bCs/>
+              </w:rPr>
+              <w:t>학회원</w:t>
+            </w:r>
+            <w:proofErr w:type="spellEnd"/>
+            <w:r>
+              <w:rPr>
+                <w:rFonts w:eastAsiaTheme="minorHAnsi" w:hint="eastAsia"/>
+                <w:b/>
+                <w:bCs/>
+              </w:rPr>
+              <w:t xml:space="preserve"> 모집에 지원하며,</w:t>
             </w:r>
           </w:p>
           <w:p>
